--- a/public/Andrew_Garcia_Mosquera_CV.docx
+++ b/public/Andrew_Garcia_Mosquera_CV.docx
@@ -112,7 +112,7 @@
           <w:color w:val="4B5563"/>
           <w:sz w:val="18"/>
         </w:rPr>
-        <w:t xml:space="preserve">Aug 2026 - Present (incoming)</w:t>
+        <w:t xml:space="preserve">Aug 2026 - Present</w:t>
       </w:r>
     </w:p>
     <w:p>
@@ -492,7 +492,7 @@
           <w:color w:val="4B5563"/>
           <w:sz w:val="19"/>
         </w:rPr>
-        <w:t xml:space="preserve">Lyroo's flagship product: a desktop point of sale for Colombian restaurants, shipping in production at v1.2. </w:t>
+        <w:t xml:space="preserve">Lyroo's flagship product: a desktop point of sale for Colombian restaurants, in production at v1.2 with paying customers since July 2026. </w:t>
       </w:r>
       <w:r>
         <w:rPr>
@@ -530,7 +530,7 @@
           <w:color w:val="4B5563"/>
           <w:sz w:val="19"/>
         </w:rPr>
-        <w:t xml:space="preserve">Generates reels, carousels, posts and code-rendered motion videos for any brand using ANY coding agent (Claude Code, Codex, Gemini CLI, Kimi, Cursor...) or LLM API (OpenAI-compatible, OpenRouter, Ollama). </w:t>
+        <w:t xml:space="preserve">Generates reels, carousels, posts and code-rendered motion videos for any brand, driven by ANY coding agent (Claude Code, Codex, Gemini CLI, Cursor...) or any OpenAI-compatible LLM API, OpenRouter or Ollama. </w:t>
       </w:r>
       <w:r>
         <w:rPr>
